--- a/public/documents/Vula-Client-Welcome-Pack.docx
+++ b/public/documents/Vula-Client-Welcome-Pack.docx
@@ -4,55 +4,62 @@
   <w:body>
     <w:p>
       <w:pPr>
-        <w:pBdr>
-          <w:left w:val="thick" w:color="01A1B7" w:sz="24" w:space="6"/>
-        </w:pBdr>
-        <w:spacing w:after="60"/>
-      </w:pPr>
-      <w:r>
-        <w:rPr>
-          <w:rFonts w:ascii="Calibri" w:cs="Calibri" w:eastAsia="Calibri" w:hAnsi="Calibri"/>
-          <w:b/>
-          <w:bCs/>
-          <w:color w:val="01A1B7"/>
+        <w:shd w:fill="0A1628" w:color="auto" w:val="clear"/>
+        <w:spacing w:after="120" w:before="120"/>
+      </w:pPr>
+      <w:r>
+        <w:rPr>
+          <w:rFonts w:ascii="Calibri" w:cs="Calibri" w:eastAsia="Calibri" w:hAnsi="Calibri"/>
+          <w:b/>
+          <w:bCs/>
+          <w:color w:val="FFFFFF"/>
           <w:sz w:val="40"/>
           <w:szCs w:val="40"/>
         </w:rPr>
-        <w:t xml:space="preserve">VULA</w:t>
-      </w:r>
-      <w:r>
-        <w:rPr>
-          <w:rFonts w:ascii="Calibri" w:cs="Calibri" w:eastAsia="Calibri" w:hAnsi="Calibri"/>
-          <w:color w:val="0A1628"/>
-          <w:sz w:val="28"/>
-          <w:szCs w:val="28"/>
+        <w:t xml:space="preserve">  VULA</w:t>
+      </w:r>
+      <w:r>
+        <w:rPr>
+          <w:rFonts w:ascii="Calibri" w:cs="Calibri" w:eastAsia="Calibri" w:hAnsi="Calibri"/>
+          <w:color w:val="A8C4CC"/>
+          <w:sz w:val="26"/>
+          <w:szCs w:val="26"/>
         </w:rPr>
         <w:t xml:space="preserve">  Solutions</w:t>
       </w:r>
     </w:p>
     <w:p>
       <w:pPr>
-        <w:pBdr>
-          <w:bottom w:val="single" w:color="01A1B7" w:sz="6"/>
-        </w:pBdr>
-        <w:spacing w:after="240"/>
-      </w:pPr>
-    </w:p>
-    <w:p>
-      <w:pPr>
+        <w:shd w:fill="01A1B7" w:color="auto" w:val="clear"/>
         <w:spacing w:after="0" w:before="0"/>
       </w:pPr>
       <w:r>
         <w:rPr>
-          <w:sz w:val="64"/>
-          <w:szCs w:val="64"/>
-        </w:rPr>
-        <w:t xml:space="preserve"/>
-      </w:r>
-    </w:p>
-    <w:p>
-      <w:pPr>
-        <w:spacing w:after="240" w:before="0"/>
+          <w:rFonts w:ascii="Calibri" w:cs="Calibri" w:eastAsia="Calibri" w:hAnsi="Calibri"/>
+          <w:sz w:val="4"/>
+          <w:szCs w:val="4"/>
+        </w:rPr>
+        <w:t xml:space="preserve"> </w:t>
+      </w:r>
+    </w:p>
+    <w:p>
+      <w:pPr>
+        <w:shd w:fill="0A1628" w:color="auto" w:val="clear"/>
+        <w:spacing w:after="0" w:before="0"/>
+      </w:pPr>
+      <w:r>
+        <w:rPr>
+          <w:rFonts w:ascii="Calibri" w:cs="Calibri" w:eastAsia="Calibri" w:hAnsi="Calibri"/>
+          <w:sz w:val="16"/>
+          <w:szCs w:val="16"/>
+        </w:rPr>
+        <w:t xml:space="preserve"> </w:t>
+      </w:r>
+    </w:p>
+    <w:p>
+      <w:pPr>
+        <w:shd w:fill="0A1628" w:color="auto" w:val="clear"/>
+        <w:spacing w:after="120" w:before="0"/>
         <w:jc w:val="left"/>
       </w:pPr>
       <w:r>
@@ -60,7 +67,7 @@
           <w:rFonts w:ascii="Calibri" w:cs="Calibri" w:eastAsia="Calibri" w:hAnsi="Calibri"/>
           <w:b/>
           <w:bCs/>
-          <w:color w:val="0A1628"/>
+          <w:color w:val="FFFFFF"/>
           <w:sz w:val="56"/>
           <w:szCs w:val="56"/>
         </w:rPr>
@@ -69,7 +76,8 @@
     </w:p>
     <w:p>
       <w:pPr>
-        <w:spacing w:after="480" w:before="0"/>
+        <w:shd w:fill="0A1628" w:color="auto" w:val="clear"/>
+        <w:spacing w:after="0" w:before="0"/>
       </w:pPr>
       <w:r>
         <w:rPr>
@@ -79,6 +87,32 @@
           <w:szCs w:val="28"/>
         </w:rPr>
         <w:t xml:space="preserve">Your Digital Transformation Journey Begins Here</w:t>
+      </w:r>
+    </w:p>
+    <w:p>
+      <w:pPr>
+        <w:shd w:fill="0A1628" w:color="auto" w:val="clear"/>
+        <w:spacing w:after="0" w:before="0"/>
+      </w:pPr>
+      <w:r>
+        <w:rPr>
+          <w:rFonts w:ascii="Calibri" w:cs="Calibri" w:eastAsia="Calibri" w:hAnsi="Calibri"/>
+          <w:sz w:val="24"/>
+          <w:szCs w:val="24"/>
+        </w:rPr>
+        <w:t xml:space="preserve"> </w:t>
+      </w:r>
+    </w:p>
+    <w:p>
+      <w:pPr>
+        <w:spacing w:after="0" w:before="0"/>
+      </w:pPr>
+      <w:r>
+        <w:rPr>
+          <w:sz w:val="32"/>
+          <w:szCs w:val="32"/>
+        </w:rPr>
+        <w:t xml:space="preserve"/>
       </w:r>
     </w:p>
     <w:p>
@@ -744,13 +778,18 @@
     </w:p>
     <w:p>
       <w:pPr>
-        <w:pStyle w:val="ListParagraph"/>
-        <w:numPr>
-          <w:ilvl w:val="0"/>
-          <w:numId w:val="1"/>
-        </w:numPr>
         <w:spacing w:after="80" w:before="0"/>
-      </w:pPr>
+        <w:ind w:left="480" w:hanging="320"/>
+      </w:pPr>
+      <w:r>
+        <w:rPr>
+          <w:rFonts w:ascii="Calibri" w:cs="Calibri" w:eastAsia="Calibri" w:hAnsi="Calibri"/>
+          <w:color w:val="01A1B7"/>
+          <w:sz w:val="20"/>
+          <w:szCs w:val="20"/>
+        </w:rPr>
+        <w:t xml:space="preserve">▸  </w:t>
+      </w:r>
       <w:r>
         <w:rPr>
           <w:rFonts w:ascii="Calibri" w:cs="Calibri" w:eastAsia="Calibri" w:hAnsi="Calibri"/>
@@ -762,13 +801,18 @@
     </w:p>
     <w:p>
       <w:pPr>
-        <w:pStyle w:val="ListParagraph"/>
-        <w:numPr>
-          <w:ilvl w:val="0"/>
-          <w:numId w:val="1"/>
-        </w:numPr>
         <w:spacing w:after="80" w:before="0"/>
-      </w:pPr>
+        <w:ind w:left="480" w:hanging="320"/>
+      </w:pPr>
+      <w:r>
+        <w:rPr>
+          <w:rFonts w:ascii="Calibri" w:cs="Calibri" w:eastAsia="Calibri" w:hAnsi="Calibri"/>
+          <w:color w:val="01A1B7"/>
+          <w:sz w:val="20"/>
+          <w:szCs w:val="20"/>
+        </w:rPr>
+        <w:t xml:space="preserve">▸  </w:t>
+      </w:r>
       <w:r>
         <w:rPr>
           <w:rFonts w:ascii="Calibri" w:cs="Calibri" w:eastAsia="Calibri" w:hAnsi="Calibri"/>
@@ -780,13 +824,18 @@
     </w:p>
     <w:p>
       <w:pPr>
-        <w:pStyle w:val="ListParagraph"/>
-        <w:numPr>
-          <w:ilvl w:val="0"/>
-          <w:numId w:val="1"/>
-        </w:numPr>
         <w:spacing w:after="80" w:before="0"/>
-      </w:pPr>
+        <w:ind w:left="480" w:hanging="320"/>
+      </w:pPr>
+      <w:r>
+        <w:rPr>
+          <w:rFonts w:ascii="Calibri" w:cs="Calibri" w:eastAsia="Calibri" w:hAnsi="Calibri"/>
+          <w:color w:val="01A1B7"/>
+          <w:sz w:val="20"/>
+          <w:szCs w:val="20"/>
+        </w:rPr>
+        <w:t xml:space="preserve">▸  </w:t>
+      </w:r>
       <w:r>
         <w:rPr>
           <w:rFonts w:ascii="Calibri" w:cs="Calibri" w:eastAsia="Calibri" w:hAnsi="Calibri"/>
@@ -798,13 +847,18 @@
     </w:p>
     <w:p>
       <w:pPr>
-        <w:pStyle w:val="ListParagraph"/>
-        <w:numPr>
-          <w:ilvl w:val="0"/>
-          <w:numId w:val="1"/>
-        </w:numPr>
         <w:spacing w:after="80" w:before="0"/>
-      </w:pPr>
+        <w:ind w:left="480" w:hanging="320"/>
+      </w:pPr>
+      <w:r>
+        <w:rPr>
+          <w:rFonts w:ascii="Calibri" w:cs="Calibri" w:eastAsia="Calibri" w:hAnsi="Calibri"/>
+          <w:color w:val="01A1B7"/>
+          <w:sz w:val="20"/>
+          <w:szCs w:val="20"/>
+        </w:rPr>
+        <w:t xml:space="preserve">▸  </w:t>
+      </w:r>
       <w:r>
         <w:rPr>
           <w:rFonts w:ascii="Calibri" w:cs="Calibri" w:eastAsia="Calibri" w:hAnsi="Calibri"/>
@@ -816,13 +870,18 @@
     </w:p>
     <w:p>
       <w:pPr>
-        <w:pStyle w:val="ListParagraph"/>
-        <w:numPr>
-          <w:ilvl w:val="0"/>
-          <w:numId w:val="1"/>
-        </w:numPr>
         <w:spacing w:after="80" w:before="0"/>
-      </w:pPr>
+        <w:ind w:left="480" w:hanging="320"/>
+      </w:pPr>
+      <w:r>
+        <w:rPr>
+          <w:rFonts w:ascii="Calibri" w:cs="Calibri" w:eastAsia="Calibri" w:hAnsi="Calibri"/>
+          <w:color w:val="01A1B7"/>
+          <w:sz w:val="20"/>
+          <w:szCs w:val="20"/>
+        </w:rPr>
+        <w:t xml:space="preserve">▸  </w:t>
+      </w:r>
       <w:r>
         <w:rPr>
           <w:rFonts w:ascii="Calibri" w:cs="Calibri" w:eastAsia="Calibri" w:hAnsi="Calibri"/>
@@ -865,13 +924,18 @@
     </w:p>
     <w:p>
       <w:pPr>
-        <w:pStyle w:val="ListParagraph"/>
-        <w:numPr>
-          <w:ilvl w:val="0"/>
-          <w:numId w:val="1"/>
-        </w:numPr>
         <w:spacing w:after="80" w:before="0"/>
-      </w:pPr>
+        <w:ind w:left="480" w:hanging="320"/>
+      </w:pPr>
+      <w:r>
+        <w:rPr>
+          <w:rFonts w:ascii="Calibri" w:cs="Calibri" w:eastAsia="Calibri" w:hAnsi="Calibri"/>
+          <w:color w:val="01A1B7"/>
+          <w:sz w:val="20"/>
+          <w:szCs w:val="20"/>
+        </w:rPr>
+        <w:t xml:space="preserve">▸  </w:t>
+      </w:r>
       <w:r>
         <w:rPr>
           <w:rFonts w:ascii="Calibri" w:cs="Calibri" w:eastAsia="Calibri" w:hAnsi="Calibri"/>
@@ -883,13 +947,18 @@
     </w:p>
     <w:p>
       <w:pPr>
-        <w:pStyle w:val="ListParagraph"/>
-        <w:numPr>
-          <w:ilvl w:val="0"/>
-          <w:numId w:val="1"/>
-        </w:numPr>
         <w:spacing w:after="80" w:before="0"/>
-      </w:pPr>
+        <w:ind w:left="480" w:hanging="320"/>
+      </w:pPr>
+      <w:r>
+        <w:rPr>
+          <w:rFonts w:ascii="Calibri" w:cs="Calibri" w:eastAsia="Calibri" w:hAnsi="Calibri"/>
+          <w:color w:val="01A1B7"/>
+          <w:sz w:val="20"/>
+          <w:szCs w:val="20"/>
+        </w:rPr>
+        <w:t xml:space="preserve">▸  </w:t>
+      </w:r>
       <w:r>
         <w:rPr>
           <w:rFonts w:ascii="Calibri" w:cs="Calibri" w:eastAsia="Calibri" w:hAnsi="Calibri"/>
@@ -901,13 +970,18 @@
     </w:p>
     <w:p>
       <w:pPr>
-        <w:pStyle w:val="ListParagraph"/>
-        <w:numPr>
-          <w:ilvl w:val="0"/>
-          <w:numId w:val="1"/>
-        </w:numPr>
         <w:spacing w:after="80" w:before="0"/>
-      </w:pPr>
+        <w:ind w:left="480" w:hanging="320"/>
+      </w:pPr>
+      <w:r>
+        <w:rPr>
+          <w:rFonts w:ascii="Calibri" w:cs="Calibri" w:eastAsia="Calibri" w:hAnsi="Calibri"/>
+          <w:color w:val="01A1B7"/>
+          <w:sz w:val="20"/>
+          <w:szCs w:val="20"/>
+        </w:rPr>
+        <w:t xml:space="preserve">▸  </w:t>
+      </w:r>
       <w:r>
         <w:rPr>
           <w:rFonts w:ascii="Calibri" w:cs="Calibri" w:eastAsia="Calibri" w:hAnsi="Calibri"/>
@@ -1273,13 +1347,18 @@
     </w:p>
     <w:p>
       <w:pPr>
-        <w:pStyle w:val="ListParagraph"/>
-        <w:numPr>
-          <w:ilvl w:val="0"/>
-          <w:numId w:val="1"/>
-        </w:numPr>
         <w:spacing w:after="80" w:before="0"/>
-      </w:pPr>
+        <w:ind w:left="480" w:hanging="320"/>
+      </w:pPr>
+      <w:r>
+        <w:rPr>
+          <w:rFonts w:ascii="Calibri" w:cs="Calibri" w:eastAsia="Calibri" w:hAnsi="Calibri"/>
+          <w:color w:val="01A1B7"/>
+          <w:sz w:val="20"/>
+          <w:szCs w:val="20"/>
+        </w:rPr>
+        <w:t xml:space="preserve">▸  </w:t>
+      </w:r>
       <w:r>
         <w:rPr>
           <w:rFonts w:ascii="Calibri" w:cs="Calibri" w:eastAsia="Calibri" w:hAnsi="Calibri"/>
@@ -1291,13 +1370,18 @@
     </w:p>
     <w:p>
       <w:pPr>
-        <w:pStyle w:val="ListParagraph"/>
-        <w:numPr>
-          <w:ilvl w:val="0"/>
-          <w:numId w:val="1"/>
-        </w:numPr>
         <w:spacing w:after="80" w:before="0"/>
-      </w:pPr>
+        <w:ind w:left="480" w:hanging="320"/>
+      </w:pPr>
+      <w:r>
+        <w:rPr>
+          <w:rFonts w:ascii="Calibri" w:cs="Calibri" w:eastAsia="Calibri" w:hAnsi="Calibri"/>
+          <w:color w:val="01A1B7"/>
+          <w:sz w:val="20"/>
+          <w:szCs w:val="20"/>
+        </w:rPr>
+        <w:t xml:space="preserve">▸  </w:t>
+      </w:r>
       <w:r>
         <w:rPr>
           <w:rFonts w:ascii="Calibri" w:cs="Calibri" w:eastAsia="Calibri" w:hAnsi="Calibri"/>
@@ -1309,13 +1393,18 @@
     </w:p>
     <w:p>
       <w:pPr>
-        <w:pStyle w:val="ListParagraph"/>
-        <w:numPr>
-          <w:ilvl w:val="0"/>
-          <w:numId w:val="1"/>
-        </w:numPr>
         <w:spacing w:after="80" w:before="0"/>
-      </w:pPr>
+        <w:ind w:left="480" w:hanging="320"/>
+      </w:pPr>
+      <w:r>
+        <w:rPr>
+          <w:rFonts w:ascii="Calibri" w:cs="Calibri" w:eastAsia="Calibri" w:hAnsi="Calibri"/>
+          <w:color w:val="01A1B7"/>
+          <w:sz w:val="20"/>
+          <w:szCs w:val="20"/>
+        </w:rPr>
+        <w:t xml:space="preserve">▸  </w:t>
+      </w:r>
       <w:r>
         <w:rPr>
           <w:rFonts w:ascii="Calibri" w:cs="Calibri" w:eastAsia="Calibri" w:hAnsi="Calibri"/>
@@ -1327,13 +1416,18 @@
     </w:p>
     <w:p>
       <w:pPr>
-        <w:pStyle w:val="ListParagraph"/>
-        <w:numPr>
-          <w:ilvl w:val="0"/>
-          <w:numId w:val="1"/>
-        </w:numPr>
         <w:spacing w:after="80" w:before="0"/>
-      </w:pPr>
+        <w:ind w:left="480" w:hanging="320"/>
+      </w:pPr>
+      <w:r>
+        <w:rPr>
+          <w:rFonts w:ascii="Calibri" w:cs="Calibri" w:eastAsia="Calibri" w:hAnsi="Calibri"/>
+          <w:color w:val="01A1B7"/>
+          <w:sz w:val="20"/>
+          <w:szCs w:val="20"/>
+        </w:rPr>
+        <w:t xml:space="preserve">▸  </w:t>
+      </w:r>
       <w:r>
         <w:rPr>
           <w:rFonts w:ascii="Calibri" w:cs="Calibri" w:eastAsia="Calibri" w:hAnsi="Calibri"/>
